--- a/policies/build/masters_hco/HCO.PRE.4_v2_master.docx
+++ b/policies/build/masters_hco/HCO.PRE.4_v2_master.docx
@@ -773,7 +773,7 @@
           <w:sz w:val="22"/>
           <w:szCs w:val="22"/>
         </w:rPr>
-        <w:t xml:space="preserve">Boundaries: do not copy SHCO PRE wording. Do not overwrite HCO AAC, COP or MOM policies. Spell out abbreviations on first use in training materials. OE counts/levels/asterisks stay with the official portal Standards PDF. Method notes come from the Guidebook Interpretation paragraphs (scanned PDF md5 2c4489ee98de4ae9b49cba168ea9f42a).</w:t>
+        <w:t xml:space="preserve">Boundaries: do not overwrite HCO AAC, COP or MOM policies. Spell out abbreviations on first use in training materials. OE counts/levels/asterisks stay with the official portal Standards PDF. Method notes come from the Guidebook Interpretation paragraphs (scanned PDF md5 2c4489ee98de4ae9b49cba168ea9f42a).</w:t>
       </w:r>
     </w:p>
     <w:p>
@@ -827,7 +827,7 @@
           <w:sz w:val="22"/>
           <w:szCs w:val="22"/>
         </w:rPr>
-        <w:t xml:space="preserve">1. Do not skip: The organisation obtains informed consent from the patient or family for situations where informed consent ...</w:t>
+        <w:t xml:space="preserve">1. Do not skip: The organisation obtains informed consent from the patient or family for situations where informed consent is...</w:t>
       </w:r>
     </w:p>
     <w:p>
@@ -863,7 +863,7 @@
           <w:sz w:val="22"/>
           <w:szCs w:val="22"/>
         </w:rPr>
-        <w:t xml:space="preserve">4. Do not skip: The organisation describes who can give consent when a patient is incapable of independent decision making ...</w:t>
+        <w:t xml:space="preserve">4. Do not skip: The organisation describes who can give consent when a patient is incapable of independent decision making...</w:t>
       </w:r>
     </w:p>
     <w:p>
@@ -917,7 +917,7 @@
         <w:spacing w:after="100" w:before="220"/>
       </w:pPr>
       <w:r>
-        <w:t xml:space="preserve">5.1 The organisation obtains informed consent from the patient or family ...</w:t>
+        <w:t xml:space="preserve">5.1 The organisation obtains informed consent from the patient or family...</w:t>
       </w:r>
     </w:p>
     <w:p>
@@ -1031,7 +1031,7 @@
         <w:spacing w:after="100" w:before="220"/>
       </w:pPr>
       <w:r>
-        <w:t xml:space="preserve">5.3 Informed consent includes information regarding the procedure; it’s r...</w:t>
+        <w:t xml:space="preserve">5.3 Informed consent includes information regarding the procedure; it’s...</w:t>
       </w:r>
     </w:p>
     <w:p>
@@ -1088,7 +1088,7 @@
         <w:spacing w:after="100" w:before="220"/>
       </w:pPr>
       <w:r>
-        <w:t xml:space="preserve">5.4 The organisation describes who can give consent when a patient is inc...</w:t>
+        <w:t xml:space="preserve">5.4 The organisation describes who can give consent when a patient is...</w:t>
       </w:r>
     </w:p>
     <w:p>
@@ -1260,6 +1260,20 @@
       </w:pPr>
       <w:r>
         <w:t xml:space="preserve">7. Governance and responsibility</w:t>
+      </w:r>
+    </w:p>
+    <w:p>
+      <w:pPr>
+        <w:spacing w:after="20" w:before="100"/>
+      </w:pPr>
+      <w:r>
+        <w:rPr>
+          <w:b/>
+          <w:bCs/>
+          <w:sz w:val="22"/>
+          <w:szCs w:val="22"/>
+        </w:rPr>
+        <w:t xml:space="preserve">Medical Superintendent</w:t>
       </w:r>
     </w:p>
     <w:p>
@@ -1276,7 +1290,7 @@
           <w:sz w:val="22"/>
           <w:szCs w:val="22"/>
         </w:rPr>
-        <w:t xml:space="preserve">Medical Superintendent</w:t>
+        <w:t xml:space="preserve">Accountable that PRE.4 is resourced and followed.</w:t>
       </w:r>
     </w:p>
     <w:p>
@@ -1293,7 +1307,21 @@
           <w:sz w:val="22"/>
           <w:szCs w:val="22"/>
         </w:rPr>
-        <w:t xml:space="preserve">Accountable that PRE.4 is resourced and followed.</w:t>
+        <w:t xml:space="preserve">Acts on rights violations, consent failures and communication breaches that reach top leadership.</w:t>
+      </w:r>
+    </w:p>
+    <w:p>
+      <w:pPr>
+        <w:spacing w:after="20" w:before="100"/>
+      </w:pPr>
+      <w:r>
+        <w:rPr>
+          <w:b/>
+          <w:bCs/>
+          <w:sz w:val="22"/>
+          <w:szCs w:val="22"/>
+        </w:rPr>
+        <w:t xml:space="preserve">Medical Superintendent</w:t>
       </w:r>
     </w:p>
     <w:p>
@@ -1310,7 +1338,21 @@
           <w:sz w:val="22"/>
           <w:szCs w:val="22"/>
         </w:rPr>
-        <w:t xml:space="preserve">Acts on rights violations, consent failures and communication breaches that reach top leadership.</w:t>
+        <w:t xml:space="preserve">Owns day-to-day implementation and records for this standard.</w:t>
+      </w:r>
+    </w:p>
+    <w:p>
+      <w:pPr>
+        <w:spacing w:after="20" w:before="100"/>
+      </w:pPr>
+      <w:r>
+        <w:rPr>
+          <w:b/>
+          <w:bCs/>
+          <w:sz w:val="22"/>
+          <w:szCs w:val="22"/>
+        </w:rPr>
+        <w:t xml:space="preserve">Guest Relations / Patient Rights Officer</w:t>
       </w:r>
     </w:p>
     <w:p>
@@ -1327,7 +1369,21 @@
           <w:sz w:val="22"/>
           <w:szCs w:val="22"/>
         </w:rPr>
-        <w:t xml:space="preserve">Medical Superintendent</w:t>
+        <w:t xml:space="preserve">Supports rights display, counselling, complaint access and family communication as this standard requires.</w:t>
+      </w:r>
+    </w:p>
+    <w:p>
+      <w:pPr>
+        <w:spacing w:after="20" w:before="100"/>
+      </w:pPr>
+      <w:r>
+        <w:rPr>
+          <w:b/>
+          <w:bCs/>
+          <w:sz w:val="22"/>
+          <w:szCs w:val="22"/>
+        </w:rPr>
+        <w:t xml:space="preserve">Quality Coordinator</w:t>
       </w:r>
     </w:p>
     <w:p>
@@ -1344,7 +1400,28 @@
           <w:sz w:val="22"/>
           <w:szCs w:val="22"/>
         </w:rPr>
-        <w:t xml:space="preserve">Owns day-to-day implementation and records for this standard.</w:t>
+        <w:t xml:space="preserve">Audits this policy «quarterly»; holds training acknowledgements.</w:t>
+      </w:r>
+    </w:p>
+    <w:p>
+      <w:pPr>
+        <w:pStyle w:val="Heading1"/>
+        <w:spacing w:after="120" w:before="280"/>
+      </w:pPr>
+      <w:r>
+        <w:t xml:space="preserve">8. Quality monitoring (RCA → CAPA)</w:t>
+      </w:r>
+    </w:p>
+    <w:p>
+      <w:pPr>
+        <w:spacing w:after="140"/>
+      </w:pPr>
+      <w:r>
+        <w:rPr>
+          <w:sz w:val="22"/>
+          <w:szCs w:val="22"/>
+        </w:rPr>
+        <w:t xml:space="preserve">The Quality Coordinator audits this policy «quarterly». The audit reviews:</w:t>
       </w:r>
     </w:p>
     <w:p>
@@ -1361,7 +1438,7 @@
           <w:sz w:val="22"/>
           <w:szCs w:val="22"/>
         </w:rPr>
-        <w:t xml:space="preserve">Guest Relations / Patient Rights Officer</w:t>
+        <w:t xml:space="preserve">Records for a sample of this standard's objective elements, checked against the What-we-do steps.</w:t>
       </w:r>
     </w:p>
     <w:p>
@@ -1378,7 +1455,7 @@
           <w:sz w:val="22"/>
           <w:szCs w:val="22"/>
         </w:rPr>
-        <w:t xml:space="preserve">Supports rights display, counselling, complaint access and family communication as this standard requires.</w:t>
+        <w:t xml:space="preserve">Documentary evidence is on file for each asterisked objective element in the sample.</w:t>
       </w:r>
     </w:p>
     <w:p>
@@ -1395,7 +1472,7 @@
           <w:sz w:val="22"/>
           <w:szCs w:val="22"/>
         </w:rPr>
-        <w:t xml:space="preserve">Quality Coordinator</w:t>
+        <w:t xml:space="preserve">CORE objective elements show no critical gaps in the sample.</w:t>
       </w:r>
     </w:p>
     <w:p>
@@ -1412,108 +1489,19 @@
           <w:sz w:val="22"/>
           <w:szCs w:val="22"/>
         </w:rPr>
-        <w:t xml:space="preserve">Audits this policy «quarterly»; holds training acknowledgements.</w:t>
-      </w:r>
-    </w:p>
-    <w:p>
-      <w:pPr>
-        <w:pStyle w:val="Heading1"/>
-        <w:spacing w:after="120" w:before="280"/>
-      </w:pPr>
-      <w:r>
-        <w:t xml:space="preserve">8. Quality monitoring (RCA → CAPA)</w:t>
-      </w:r>
-    </w:p>
-    <w:p>
-      <w:pPr>
-        <w:spacing w:after="140"/>
-      </w:pPr>
-      <w:r>
-        <w:rPr>
-          <w:sz w:val="22"/>
-          <w:szCs w:val="22"/>
-        </w:rPr>
-        <w:t xml:space="preserve">The Quality Coordinator audits this policy «quarterly».</w:t>
-      </w:r>
-    </w:p>
-    <w:p>
-      <w:pPr>
-        <w:spacing w:after="140"/>
-      </w:pPr>
-      <w:r>
-        <w:rPr>
-          <w:sz w:val="22"/>
-          <w:szCs w:val="22"/>
-        </w:rPr>
-        <w:t xml:space="preserve">What is monitored each quarter:</w:t>
-      </w:r>
-    </w:p>
-    <w:p>
-      <w:pPr>
-        <w:pStyle w:val="ListParagraph"/>
-        <w:numPr>
-          <w:ilvl w:val="0"/>
-          <w:numId w:val="1"/>
-        </w:numPr>
-        <w:spacing w:after="60"/>
-      </w:pPr>
-      <w:r>
-        <w:rPr>
-          <w:sz w:val="22"/>
-          <w:szCs w:val="22"/>
-        </w:rPr>
-        <w:t xml:space="preserve">Sample of records for each OE PRE.4.a–e.</w:t>
-      </w:r>
-    </w:p>
-    <w:p>
-      <w:pPr>
-        <w:pStyle w:val="ListParagraph"/>
-        <w:numPr>
-          <w:ilvl w:val="0"/>
-          <w:numId w:val="1"/>
-        </w:numPr>
-        <w:spacing w:after="60"/>
-      </w:pPr>
-      <w:r>
-        <w:rPr>
-          <w:sz w:val="22"/>
-          <w:szCs w:val="22"/>
-        </w:rPr>
-        <w:t xml:space="preserve">Asterisked elements (ad) have document evidence as required.</w:t>
-      </w:r>
-    </w:p>
-    <w:p>
-      <w:pPr>
-        <w:pStyle w:val="ListParagraph"/>
-        <w:numPr>
-          <w:ilvl w:val="0"/>
-          <w:numId w:val="1"/>
-        </w:numPr>
-        <w:spacing w:after="60"/>
-      </w:pPr>
-      <w:r>
-        <w:rPr>
-          <w:sz w:val="22"/>
-          <w:szCs w:val="22"/>
-        </w:rPr>
-        <w:t xml:space="preserve">CORE elements (ace) show no critical gaps in the sample.</w:t>
-      </w:r>
-    </w:p>
-    <w:p>
-      <w:pPr>
-        <w:pStyle w:val="ListParagraph"/>
-        <w:numPr>
-          <w:ilvl w:val="0"/>
-          <w:numId w:val="1"/>
-        </w:numPr>
-        <w:spacing w:after="60"/>
-      </w:pPr>
-      <w:r>
-        <w:rPr>
-          <w:sz w:val="22"/>
-          <w:szCs w:val="22"/>
-        </w:rPr>
         <w:t xml:space="preserve">Stop-work events (if any) are logged with outcome.</w:t>
+      </w:r>
+    </w:p>
+    <w:p>
+      <w:pPr>
+        <w:spacing w:after="140"/>
+      </w:pPr>
+      <w:r>
+        <w:rPr>
+          <w:sz w:val="22"/>
+          <w:szCs w:val="22"/>
+        </w:rPr>
+        <w:t xml:space="preserve">Root-cause analysis is required when a gap found in this audit remains open beyond «90 days».</w:t>
       </w:r>
     </w:p>
     <w:p>
@@ -3076,7 +3064,7 @@
           <w:sz w:val="22"/>
           <w:szCs w:val="22"/>
         </w:rPr>
-        <w:t xml:space="preserve">Records showing PRE.4.a was followed for sampled patients/cases.</w:t>
+        <w:t xml:space="preserve">Written list of procedures requiring informed consent, cross-referencing applicable statutes (for example the MTP Act, PC-PNDT Act, Transplantation of Human Organs Act, HIV Act/NACO policy where in scope).</w:t>
       </w:r>
     </w:p>
     <w:p>
@@ -3093,7 +3081,7 @@
           <w:sz w:val="22"/>
           <w:szCs w:val="22"/>
         </w:rPr>
-        <w:t xml:space="preserve">Written guidance / protocol referenced for this element (where required).</w:t>
+        <w:t xml:space="preserve">Staff training record on the consent process.</w:t>
       </w:r>
     </w:p>
     <w:p>
@@ -3110,7 +3098,16 @@
           <w:sz w:val="22"/>
           <w:szCs w:val="22"/>
         </w:rPr>
-        <w:t xml:space="preserve">Audit sample notes for PRE.4.a reviewed «quarterly».</w:t>
+        <w:t xml:space="preserve">Escalation record for any listed procedure started without consent.</w:t>
+      </w:r>
+    </w:p>
+    <w:p>
+      <w:pPr>
+        <w:pStyle w:val="Heading2"/>
+        <w:spacing w:after="100" w:before="220"/>
+      </w:pPr>
+      <w:r>
+        <w:t xml:space="preserve">PRE.4.b — Informed consent process adheres to statutory norms.</w:t>
       </w:r>
     </w:p>
     <w:p>
@@ -3127,7 +3124,7 @@
           <w:sz w:val="22"/>
           <w:szCs w:val="22"/>
         </w:rPr>
-        <w:t xml:space="preserve">Documented evidence specifically required by the asterisked objective element.</w:t>
+        <w:t xml:space="preserve">Consent form showing at least one witness present for the full doctor-patient communication.</w:t>
       </w:r>
     </w:p>
     <w:p>
@@ -3144,16 +3141,7 @@
           <w:sz w:val="22"/>
           <w:szCs w:val="22"/>
         </w:rPr>
-        <w:t xml:space="preserve">CORE-element sample with no critical gaps in the quarter under review.</w:t>
-      </w:r>
-    </w:p>
-    <w:p>
-      <w:pPr>
-        <w:pStyle w:val="Heading2"/>
-        <w:spacing w:after="100" w:before="220"/>
-      </w:pPr>
-      <w:r>
-        <w:t xml:space="preserve">PRE.4.b — Informed consent process adheres to statutory norms.</w:t>
+        <w:t xml:space="preserve">Repeat-procedure consent-validity record (for example dialysis, six-month validity, endorsement at each repeat).</w:t>
       </w:r>
     </w:p>
     <w:p>
@@ -3170,7 +3158,16 @@
           <w:sz w:val="22"/>
           <w:szCs w:val="22"/>
         </w:rPr>
-        <w:t xml:space="preserve">Records showing PRE.4.b was followed for sampled patients/cases.</w:t>
+        <w:t xml:space="preserve">Quarterly consent-form audit record by the Quality Coordinator.</w:t>
+      </w:r>
+    </w:p>
+    <w:p>
+      <w:pPr>
+        <w:pStyle w:val="Heading2"/>
+        <w:spacing w:after="100" w:before="220"/>
+      </w:pPr>
+      <w:r>
+        <w:t xml:space="preserve">PRE.4.c — Informed consent includes information regarding the procedure; it’s risks, benefits, alternatives and as to who will perform the procedure in a language that they can understand.</w:t>
       </w:r>
     </w:p>
     <w:p>
@@ -3187,7 +3184,7 @@
           <w:sz w:val="22"/>
           <w:szCs w:val="22"/>
         </w:rPr>
-        <w:t xml:space="preserve">Written guidance / protocol referenced for this element (where required).</w:t>
+        <w:t xml:space="preserve">Consent form naming the performing doctor, and each principal surgeon where multiple specialties operate.</w:t>
       </w:r>
     </w:p>
     <w:p>
@@ -3204,16 +3201,7 @@
           <w:sz w:val="22"/>
           <w:szCs w:val="22"/>
         </w:rPr>
-        <w:t xml:space="preserve">Audit sample notes for PRE.4.b reviewed «quarterly».</w:t>
-      </w:r>
-    </w:p>
-    <w:p>
-      <w:pPr>
-        <w:pStyle w:val="Heading2"/>
-        <w:spacing w:after="100" w:before="220"/>
-      </w:pPr>
-      <w:r>
-        <w:t xml:space="preserve">PRE.4.c — Informed consent includes information regarding the procedure; it’s risks, benefits, alternatives and as to who will perform the procedure in a language that they can understand.</w:t>
+        <w:t xml:space="preserve">Trainee-doctor and supervising-doctor naming record, where applicable.</w:t>
       </w:r>
     </w:p>
     <w:p>
@@ -3230,7 +3218,16 @@
           <w:sz w:val="22"/>
           <w:szCs w:val="22"/>
         </w:rPr>
-        <w:t xml:space="preserve">Records showing PRE.4.c was followed for sampled patients/cases.</w:t>
+        <w:t xml:space="preserve">Bilingual form and interpreter record, where used.</w:t>
+      </w:r>
+    </w:p>
+    <w:p>
+      <w:pPr>
+        <w:pStyle w:val="Heading2"/>
+        <w:spacing w:after="100" w:before="220"/>
+      </w:pPr>
+      <w:r>
+        <w:t xml:space="preserve">PRE.4.d — The organisation describes who can give consent when a patient is incapable of independent decision making and implements the same.</w:t>
       </w:r>
     </w:p>
     <w:p>
@@ -3247,7 +3244,7 @@
           <w:sz w:val="22"/>
           <w:szCs w:val="22"/>
         </w:rPr>
-        <w:t xml:space="preserve">Written guidance / protocol referenced for this element (where required).</w:t>
+        <w:t xml:space="preserve">Written description of who can consent when the patient is incapable — the next-of-kin order.</w:t>
       </w:r>
     </w:p>
     <w:p>
@@ -3264,7 +3261,7 @@
           <w:sz w:val="22"/>
           <w:szCs w:val="22"/>
         </w:rPr>
-        <w:t xml:space="preserve">Audit sample notes for PRE.4.c reviewed «quarterly».</w:t>
+        <w:t xml:space="preserve">Consent record showing the correct order was followed for a sampled incapable-patient case.</w:t>
       </w:r>
     </w:p>
     <w:p>
@@ -3281,7 +3278,7 @@
           <w:sz w:val="22"/>
           <w:szCs w:val="22"/>
         </w:rPr>
-        <w:t xml:space="preserve">CORE-element sample with no critical gaps in the quarter under review.</w:t>
+        <w:t xml:space="preserve">Same-shift dual-clinician life-threatening-decision record, where applicable.</w:t>
       </w:r>
     </w:p>
     <w:p>
@@ -3290,7 +3287,7 @@
         <w:spacing w:after="100" w:before="220"/>
       </w:pPr>
       <w:r>
-        <w:t xml:space="preserve">PRE.4.d — The organisation describes who can give consent when a patient is incapable of independent decision making and implements the same.</w:t>
+        <w:t xml:space="preserve">PRE.4.e — Informed consent is taken by the person performing the procedure.</w:t>
       </w:r>
     </w:p>
     <w:p>
@@ -3307,7 +3304,7 @@
           <w:sz w:val="22"/>
           <w:szCs w:val="22"/>
         </w:rPr>
-        <w:t xml:space="preserve">Records showing PRE.4.d was followed for sampled patients/cases.</w:t>
+        <w:t xml:space="preserve">Consent record confirming the performing doctor, or a doctor member of that team, obtained it — not delegated to nursing.</w:t>
       </w:r>
     </w:p>
     <w:p>
@@ -3324,7 +3321,7 @@
           <w:sz w:val="22"/>
           <w:szCs w:val="22"/>
         </w:rPr>
-        <w:t xml:space="preserve">Written guidance / protocol referenced for this element (where required).</w:t>
+        <w:t xml:space="preserve">Quarterly record-audit sample by the Medical Superintendent.</w:t>
       </w:r>
     </w:p>
     <w:p>
@@ -3341,101 +3338,7 @@
           <w:sz w:val="22"/>
           <w:szCs w:val="22"/>
         </w:rPr>
-        <w:t xml:space="preserve">Audit sample notes for PRE.4.d reviewed «quarterly».</w:t>
-      </w:r>
-    </w:p>
-    <w:p>
-      <w:pPr>
-        <w:pStyle w:val="ListParagraph"/>
-        <w:numPr>
-          <w:ilvl w:val="0"/>
-          <w:numId w:val="1"/>
-        </w:numPr>
-        <w:spacing w:after="60"/>
-      </w:pPr>
-      <w:r>
-        <w:rPr>
-          <w:sz w:val="22"/>
-          <w:szCs w:val="22"/>
-        </w:rPr>
-        <w:t xml:space="preserve">Documented evidence specifically required by the asterisked objective element.</w:t>
-      </w:r>
-    </w:p>
-    <w:p>
-      <w:pPr>
-        <w:pStyle w:val="Heading2"/>
-        <w:spacing w:after="100" w:before="220"/>
-      </w:pPr>
-      <w:r>
-        <w:t xml:space="preserve">PRE.4.e — Informed consent is taken by the person performing the procedure.</w:t>
-      </w:r>
-    </w:p>
-    <w:p>
-      <w:pPr>
-        <w:pStyle w:val="ListParagraph"/>
-        <w:numPr>
-          <w:ilvl w:val="0"/>
-          <w:numId w:val="1"/>
-        </w:numPr>
-        <w:spacing w:after="60"/>
-      </w:pPr>
-      <w:r>
-        <w:rPr>
-          <w:sz w:val="22"/>
-          <w:szCs w:val="22"/>
-        </w:rPr>
-        <w:t xml:space="preserve">Records showing PRE.4.e was followed for sampled patients/cases.</w:t>
-      </w:r>
-    </w:p>
-    <w:p>
-      <w:pPr>
-        <w:pStyle w:val="ListParagraph"/>
-        <w:numPr>
-          <w:ilvl w:val="0"/>
-          <w:numId w:val="1"/>
-        </w:numPr>
-        <w:spacing w:after="60"/>
-      </w:pPr>
-      <w:r>
-        <w:rPr>
-          <w:sz w:val="22"/>
-          <w:szCs w:val="22"/>
-        </w:rPr>
-        <w:t xml:space="preserve">Written guidance / protocol referenced for this element (where required).</w:t>
-      </w:r>
-    </w:p>
-    <w:p>
-      <w:pPr>
-        <w:pStyle w:val="ListParagraph"/>
-        <w:numPr>
-          <w:ilvl w:val="0"/>
-          <w:numId w:val="1"/>
-        </w:numPr>
-        <w:spacing w:after="60"/>
-      </w:pPr>
-      <w:r>
-        <w:rPr>
-          <w:sz w:val="22"/>
-          <w:szCs w:val="22"/>
-        </w:rPr>
-        <w:t xml:space="preserve">Audit sample notes for PRE.4.e reviewed «quarterly».</w:t>
-      </w:r>
-    </w:p>
-    <w:p>
-      <w:pPr>
-        <w:pStyle w:val="ListParagraph"/>
-        <w:numPr>
-          <w:ilvl w:val="0"/>
-          <w:numId w:val="1"/>
-        </w:numPr>
-        <w:spacing w:after="60"/>
-      </w:pPr>
-      <w:r>
-        <w:rPr>
-          <w:sz w:val="22"/>
-          <w:szCs w:val="22"/>
-        </w:rPr>
-        <w:t xml:space="preserve">CORE-element sample with no critical gaps in the quarter under review.</w:t>
+        <w:t xml:space="preserve">Cross-reference to procedure-, sedation-, anaesthesia- and surgery-specific consent policies (COP.7/12/13/14).</w:t>
       </w:r>
     </w:p>
     <w:p>

--- a/policies/build/masters_hco/HCO.PRE.4_v2_master.docx
+++ b/policies/build/masters_hco/HCO.PRE.4_v2_master.docx
@@ -692,7 +692,7 @@
           <w:sz w:val="22"/>
           <w:szCs w:val="22"/>
         </w:rPr>
-        <w:t xml:space="preserve">It covers objective elements PRE.4.a–e (5 elements).</w:t>
+        <w:t xml:space="preserve">This policy covers all 5 requirements under this standard, listed in detail below.</w:t>
       </w:r>
     </w:p>
     <w:p>
@@ -716,7 +716,7 @@
           <w:sz w:val="22"/>
           <w:szCs w:val="22"/>
         </w:rPr>
-        <w:t xml:space="preserve">This policy owns PRE.4. Related AAC, COP, MOM, IPC/HIC and IMS duties stay with those policies — cross-reference only. Other PRE standards stay with their own policies.</w:t>
+        <w:t xml:space="preserve">This policy covers informed consent for care specifically. Related duties — like patient assessment, clinical care, medication management, infection control, or medical records and information management — are covered in the hospital's other policies, not repeated here. Other PRE standards stay with their own policies.</w:t>
       </w:r>
     </w:p>
     <w:p>
@@ -761,19 +761,19 @@
           <w:sz w:val="22"/>
           <w:szCs w:val="22"/>
         </w:rPr>
-        <w:t xml:space="preserve">It covers 5 objective elements (PRE.4.a, PRE.4.b, PRE.4.c, PRE.4.d, PRE.4.e).</w:t>
-      </w:r>
-    </w:p>
-    <w:p>
-      <w:pPr>
-        <w:spacing w:after="140"/>
-      </w:pPr>
-      <w:r>
-        <w:rPr>
-          <w:sz w:val="22"/>
-          <w:szCs w:val="22"/>
-        </w:rPr>
-        <w:t xml:space="preserve">Boundaries: do not overwrite HCO AAC, COP or MOM policies. Spell out abbreviations on first use in training materials. OE counts/levels/asterisks stay with the official portal Standards PDF. Method notes come from the Guidebook Interpretation paragraphs (scanned PDF md5 2c4489ee98de4ae9b49cba168ea9f42a).</w:t>
+        <w:t xml:space="preserve">This policy covers all 5 requirements under this standard, listed in detail below.</w:t>
+      </w:r>
+    </w:p>
+    <w:p>
+      <w:pPr>
+        <w:spacing w:after="140"/>
+      </w:pPr>
+      <w:r>
+        <w:rPr>
+          <w:sz w:val="22"/>
+          <w:szCs w:val="22"/>
+        </w:rPr>
+        <w:t xml:space="preserve">This policy covers informed consent for care specifically. Related duties — like patient assessment, clinical care, medication management, infection control, or medical records and information management — are covered in the hospital's other policies, not repeated here. Spell out abbreviations on first use in training materials. OE counts/levels/asterisks stay with the official portal Standards PDF. Method notes come from the Guidebook Interpretation paragraphs (scanned PDF md5 2c4489ee98de4ae9b49cba168ea9f42a).</w:t>
       </w:r>
     </w:p>
     <w:p>
